--- a/IGI/LR1/Отчёт_ЛР1.docx
+++ b/IGI/LR1/Отчёт_ЛР1.docx
@@ -108,6 +108,7 @@
         <w:rPr>
           <w:rFonts w:ascii="Times New Roman" w:hAnsi="Times New Roman" w:cs="Times New Roman"/>
           <w:iCs/>
+          <w:noProof/>
           <w:sz w:val="28"/>
           <w:szCs w:val="28"/>
         </w:rPr>
@@ -231,6 +232,7 @@
           <w:rFonts w:ascii="Times New Roman" w:hAnsi="Times New Roman" w:cs="Times New Roman"/>
           <w:b/>
           <w:bCs/>
+          <w:noProof/>
           <w:sz w:val="28"/>
           <w:szCs w:val="28"/>
         </w:rPr>
@@ -372,6 +374,7 @@
           <w:rFonts w:ascii="Times New Roman" w:hAnsi="Times New Roman" w:cs="Times New Roman"/>
           <w:b/>
           <w:bCs/>
+          <w:noProof/>
           <w:sz w:val="28"/>
           <w:szCs w:val="28"/>
         </w:rPr>
@@ -458,8 +461,8 @@
       <w:pPr>
         <w:pStyle w:val="a3"/>
         <w:numPr>
-          <w:ilvl w:val="1"/>
-          <w:numId w:val="1"/>
+          <w:ilvl w:val="0"/>
+          <w:numId w:val="2"/>
         </w:numPr>
         <w:rPr>
           <w:rFonts w:ascii="Times New Roman" w:hAnsi="Times New Roman" w:cs="Times New Roman"/>
@@ -467,6 +470,7 @@
           <w:sz w:val="24"/>
           <w:szCs w:val="24"/>
           <w:shd w:val="clear" w:color="auto" w:fill="FFFFFF"/>
+          <w:lang w:val="en-US"/>
         </w:rPr>
       </w:pPr>
       <w:r>
@@ -476,124 +480,230 @@
           <w:sz w:val="24"/>
           <w:szCs w:val="24"/>
           <w:shd w:val="clear" w:color="auto" w:fill="FFFFFF"/>
-        </w:rPr>
-        <w:t xml:space="preserve">сделайте индексацию нескольких файлов в вашем </w:t>
-      </w:r>
-      <w:proofErr w:type="spellStart"/>
-      <w:r>
-        <w:rPr>
-          <w:rFonts w:ascii="Times New Roman" w:hAnsi="Times New Roman" w:cs="Times New Roman"/>
-          <w:color w:val="252525"/>
-          <w:sz w:val="24"/>
-          <w:szCs w:val="24"/>
-          <w:shd w:val="clear" w:color="auto" w:fill="FFFFFF"/>
-        </w:rPr>
-        <w:t>Git</w:t>
-      </w:r>
-      <w:proofErr w:type="spellEnd"/>
-      <w:r>
-        <w:rPr>
-          <w:rFonts w:ascii="Times New Roman" w:hAnsi="Times New Roman" w:cs="Times New Roman"/>
-          <w:color w:val="252525"/>
-          <w:sz w:val="24"/>
-          <w:szCs w:val="24"/>
-          <w:shd w:val="clear" w:color="auto" w:fill="FFFFFF"/>
-        </w:rPr>
-        <w:t>-репозитории (</w:t>
-      </w:r>
-      <w:proofErr w:type="spellStart"/>
-      <w:r>
-        <w:rPr>
-          <w:rFonts w:ascii="Times New Roman" w:hAnsi="Times New Roman" w:cs="Times New Roman"/>
-          <w:color w:val="252525"/>
-          <w:sz w:val="24"/>
-          <w:szCs w:val="24"/>
-          <w:shd w:val="clear" w:color="auto" w:fill="FFFFFF"/>
-        </w:rPr>
-        <w:t>git</w:t>
-      </w:r>
-      <w:proofErr w:type="spellEnd"/>
-      <w:r>
-        <w:rPr>
-          <w:rFonts w:ascii="Times New Roman" w:hAnsi="Times New Roman" w:cs="Times New Roman"/>
-          <w:color w:val="252525"/>
-          <w:sz w:val="24"/>
-          <w:szCs w:val="24"/>
-          <w:shd w:val="clear" w:color="auto" w:fill="FFFFFF"/>
-        </w:rPr>
-        <w:t xml:space="preserve"> </w:t>
-      </w:r>
-      <w:proofErr w:type="spellStart"/>
-      <w:r>
-        <w:rPr>
-          <w:rFonts w:ascii="Times New Roman" w:hAnsi="Times New Roman" w:cs="Times New Roman"/>
-          <w:color w:val="252525"/>
-          <w:sz w:val="24"/>
-          <w:szCs w:val="24"/>
-          <w:shd w:val="clear" w:color="auto" w:fill="FFFFFF"/>
-        </w:rPr>
-        <w:t>add</w:t>
-      </w:r>
-      <w:proofErr w:type="spellEnd"/>
-      <w:r>
-        <w:rPr>
-          <w:rFonts w:ascii="Times New Roman" w:hAnsi="Times New Roman" w:cs="Times New Roman"/>
-          <w:color w:val="252525"/>
-          <w:sz w:val="24"/>
-          <w:szCs w:val="24"/>
-          <w:shd w:val="clear" w:color="auto" w:fill="FFFFFF"/>
-        </w:rPr>
-        <w:t xml:space="preserve"> …)</w:t>
-      </w:r>
-      <w:r>
-        <w:rPr>
-          <w:rFonts w:ascii="Times New Roman" w:hAnsi="Times New Roman" w:cs="Times New Roman"/>
-          <w:color w:val="252525"/>
-          <w:sz w:val="24"/>
-          <w:szCs w:val="24"/>
-          <w:shd w:val="clear" w:color="auto" w:fill="FFFFFF"/>
-        </w:rPr>
-        <w:br/>
+          <w:lang w:val="en-US"/>
+        </w:rPr>
+        <w:drawing>
+          <wp:inline distT="0" distB="0" distL="0" distR="0" wp14:anchorId="68F826C4" wp14:editId="61E831F7">
+            <wp:extent cx="5940425" cy="2162810"/>
+            <wp:effectExtent l="0" t="0" r="3175" b="8890"/>
+            <wp:docPr id="4" name="Рисунок 4"/>
+            <wp:cNvGraphicFramePr>
+              <a:graphicFrameLocks xmlns:a="http://schemas.openxmlformats.org/drawingml/2006/main" noChangeAspect="1"/>
+            </wp:cNvGraphicFramePr>
+            <a:graphic xmlns:a="http://schemas.openxmlformats.org/drawingml/2006/main">
+              <a:graphicData uri="http://schemas.openxmlformats.org/drawingml/2006/picture">
+                <pic:pic xmlns:pic="http://schemas.openxmlformats.org/drawingml/2006/picture">
+                  <pic:nvPicPr>
+                    <pic:cNvPr id="1" name=""/>
+                    <pic:cNvPicPr/>
+                  </pic:nvPicPr>
+                  <pic:blipFill>
+                    <a:blip r:embed="rId8"/>
+                    <a:stretch>
+                      <a:fillRect/>
+                    </a:stretch>
+                  </pic:blipFill>
+                  <pic:spPr>
+                    <a:xfrm>
+                      <a:off x="0" y="0"/>
+                      <a:ext cx="5940425" cy="2162810"/>
+                    </a:xfrm>
+                    <a:prstGeom prst="rect">
+                      <a:avLst/>
+                    </a:prstGeom>
+                  </pic:spPr>
+                </pic:pic>
+              </a:graphicData>
+            </a:graphic>
+          </wp:inline>
+        </w:drawing>
       </w:r>
     </w:p>
     <w:p>
       <w:pPr>
         <w:pStyle w:val="a3"/>
         <w:numPr>
-          <w:ilvl w:val="1"/>
-          <w:numId w:val="1"/>
+          <w:ilvl w:val="0"/>
+          <w:numId w:val="2"/>
         </w:numPr>
         <w:rPr>
           <w:rFonts w:ascii="Times New Roman" w:hAnsi="Times New Roman" w:cs="Times New Roman"/>
-          <w:color w:val="252525"/>
-          <w:sz w:val="24"/>
-          <w:szCs w:val="24"/>
-          <w:shd w:val="clear" w:color="auto" w:fill="FFFFFF"/>
-        </w:rPr>
-      </w:pPr>
+          <w:b/>
+          <w:bCs/>
+          <w:sz w:val="28"/>
+          <w:szCs w:val="28"/>
+          <w:lang w:val="en-US"/>
+        </w:rPr>
+      </w:pPr>
+      <w:r>
+        <w:rPr>
+          <w:rFonts w:ascii="Times New Roman" w:hAnsi="Times New Roman" w:cs="Times New Roman"/>
+          <w:b/>
+          <w:bCs/>
+          <w:sz w:val="28"/>
+          <w:szCs w:val="28"/>
+          <w:lang w:val="en-US"/>
+        </w:rPr>
+        <w:drawing>
+          <wp:inline distT="0" distB="0" distL="0" distR="0" wp14:anchorId="4D26E191" wp14:editId="1C6279A2">
+            <wp:extent cx="5940425" cy="923290"/>
+            <wp:effectExtent l="0" t="0" r="3175" b="0"/>
+            <wp:docPr id="5" name="Рисунок 5"/>
+            <wp:cNvGraphicFramePr>
+              <a:graphicFrameLocks xmlns:a="http://schemas.openxmlformats.org/drawingml/2006/main" noChangeAspect="1"/>
+            </wp:cNvGraphicFramePr>
+            <a:graphic xmlns:a="http://schemas.openxmlformats.org/drawingml/2006/main">
+              <a:graphicData uri="http://schemas.openxmlformats.org/drawingml/2006/picture">
+                <pic:pic xmlns:pic="http://schemas.openxmlformats.org/drawingml/2006/picture">
+                  <pic:nvPicPr>
+                    <pic:cNvPr id="1" name=""/>
+                    <pic:cNvPicPr/>
+                  </pic:nvPicPr>
+                  <pic:blipFill>
+                    <a:blip r:embed="rId9"/>
+                    <a:stretch>
+                      <a:fillRect/>
+                    </a:stretch>
+                  </pic:blipFill>
+                  <pic:spPr>
+                    <a:xfrm>
+                      <a:off x="0" y="0"/>
+                      <a:ext cx="5940425" cy="923290"/>
+                    </a:xfrm>
+                    <a:prstGeom prst="rect">
+                      <a:avLst/>
+                    </a:prstGeom>
+                  </pic:spPr>
+                </pic:pic>
+              </a:graphicData>
+            </a:graphic>
+          </wp:inline>
+        </w:drawing>
+      </w:r>
     </w:p>
     <w:p>
       <w:pPr>
-        <w:ind w:left="1440"/>
-        <w:rPr>
-          <w:rFonts w:ascii="Times New Roman" w:hAnsi="Times New Roman" w:cs="Times New Roman"/>
-          <w:color w:val="252525"/>
-          <w:sz w:val="24"/>
-          <w:szCs w:val="24"/>
-          <w:shd w:val="clear" w:color="auto" w:fill="FFFFFF"/>
-        </w:rPr>
-      </w:pPr>
+        <w:pStyle w:val="a3"/>
+        <w:numPr>
+          <w:ilvl w:val="0"/>
+          <w:numId w:val="2"/>
+        </w:numPr>
+        <w:rPr>
+          <w:rFonts w:ascii="Times New Roman" w:hAnsi="Times New Roman" w:cs="Times New Roman"/>
+          <w:b/>
+          <w:bCs/>
+          <w:sz w:val="28"/>
+          <w:szCs w:val="28"/>
+          <w:lang w:val="en-US"/>
+        </w:rPr>
+      </w:pPr>
+      <w:r>
+        <w:rPr>
+          <w:rFonts w:ascii="Times New Roman" w:hAnsi="Times New Roman" w:cs="Times New Roman"/>
+          <w:b/>
+          <w:bCs/>
+          <w:sz w:val="28"/>
+          <w:szCs w:val="28"/>
+          <w:lang w:val="en-US"/>
+        </w:rPr>
+        <w:drawing>
+          <wp:inline distT="0" distB="0" distL="0" distR="0" wp14:anchorId="7718BBD9" wp14:editId="5EFB2099">
+            <wp:extent cx="5940425" cy="575945"/>
+            <wp:effectExtent l="0" t="0" r="3175" b="0"/>
+            <wp:docPr id="7" name="Рисунок 7"/>
+            <wp:cNvGraphicFramePr>
+              <a:graphicFrameLocks xmlns:a="http://schemas.openxmlformats.org/drawingml/2006/main" noChangeAspect="1"/>
+            </wp:cNvGraphicFramePr>
+            <a:graphic xmlns:a="http://schemas.openxmlformats.org/drawingml/2006/main">
+              <a:graphicData uri="http://schemas.openxmlformats.org/drawingml/2006/picture">
+                <pic:pic xmlns:pic="http://schemas.openxmlformats.org/drawingml/2006/picture">
+                  <pic:nvPicPr>
+                    <pic:cNvPr id="1" name=""/>
+                    <pic:cNvPicPr/>
+                  </pic:nvPicPr>
+                  <pic:blipFill>
+                    <a:blip r:embed="rId10"/>
+                    <a:stretch>
+                      <a:fillRect/>
+                    </a:stretch>
+                  </pic:blipFill>
+                  <pic:spPr>
+                    <a:xfrm>
+                      <a:off x="0" y="0"/>
+                      <a:ext cx="5940425" cy="575945"/>
+                    </a:xfrm>
+                    <a:prstGeom prst="rect">
+                      <a:avLst/>
+                    </a:prstGeom>
+                  </pic:spPr>
+                </pic:pic>
+              </a:graphicData>
+            </a:graphic>
+          </wp:inline>
+        </w:drawing>
+      </w:r>
     </w:p>
     <w:p>
       <w:pPr>
-        <w:rPr>
-          <w:rFonts w:ascii="Times New Roman" w:hAnsi="Times New Roman" w:cs="Times New Roman"/>
-          <w:b/>
-          <w:bCs/>
-          <w:sz w:val="28"/>
-          <w:szCs w:val="28"/>
-        </w:rPr>
-      </w:pPr>
+        <w:pStyle w:val="a3"/>
+        <w:numPr>
+          <w:ilvl w:val="0"/>
+          <w:numId w:val="2"/>
+        </w:numPr>
+        <w:rPr>
+          <w:rFonts w:ascii="Times New Roman" w:hAnsi="Times New Roman" w:cs="Times New Roman"/>
+          <w:b/>
+          <w:bCs/>
+          <w:sz w:val="28"/>
+          <w:szCs w:val="28"/>
+          <w:lang w:val="en-US"/>
+        </w:rPr>
+      </w:pPr>
+      <w:r>
+        <w:rPr>
+          <w:rFonts w:ascii="Times New Roman" w:hAnsi="Times New Roman" w:cs="Times New Roman"/>
+          <w:b/>
+          <w:bCs/>
+          <w:sz w:val="28"/>
+          <w:szCs w:val="28"/>
+          <w:lang w:val="en-US"/>
+        </w:rPr>
+        <w:drawing>
+          <wp:inline distT="0" distB="0" distL="0" distR="0" wp14:anchorId="1F9A07EE" wp14:editId="12AEE8D8">
+            <wp:extent cx="5940425" cy="1204595"/>
+            <wp:effectExtent l="0" t="0" r="3175" b="0"/>
+            <wp:docPr id="8" name="Рисунок 8"/>
+            <wp:cNvGraphicFramePr>
+              <a:graphicFrameLocks xmlns:a="http://schemas.openxmlformats.org/drawingml/2006/main" noChangeAspect="1"/>
+            </wp:cNvGraphicFramePr>
+            <a:graphic xmlns:a="http://schemas.openxmlformats.org/drawingml/2006/main">
+              <a:graphicData uri="http://schemas.openxmlformats.org/drawingml/2006/picture">
+                <pic:pic xmlns:pic="http://schemas.openxmlformats.org/drawingml/2006/picture">
+                  <pic:nvPicPr>
+                    <pic:cNvPr id="1" name=""/>
+                    <pic:cNvPicPr/>
+                  </pic:nvPicPr>
+                  <pic:blipFill>
+                    <a:blip r:embed="rId11"/>
+                    <a:stretch>
+                      <a:fillRect/>
+                    </a:stretch>
+                  </pic:blipFill>
+                  <pic:spPr>
+                    <a:xfrm>
+                      <a:off x="0" y="0"/>
+                      <a:ext cx="5940425" cy="1204595"/>
+                    </a:xfrm>
+                    <a:prstGeom prst="rect">
+                      <a:avLst/>
+                    </a:prstGeom>
+                  </pic:spPr>
+                </pic:pic>
+              </a:graphicData>
+            </a:graphic>
+          </wp:inline>
+        </w:drawing>
+      </w:r>
     </w:p>
     <w:p>
       <w:pPr>
@@ -635,7 +745,1548 @@
           <w:szCs w:val="28"/>
         </w:rPr>
         <w:lastRenderedPageBreak/>
-        <w:t>Задание 1:</w:t>
+        <w:drawing>
+          <wp:inline distT="0" distB="0" distL="0" distR="0" wp14:anchorId="5B581DE2" wp14:editId="78E397CA">
+            <wp:extent cx="5940425" cy="3555365"/>
+            <wp:effectExtent l="0" t="0" r="3175" b="6985"/>
+            <wp:docPr id="9" name="Рисунок 9"/>
+            <wp:cNvGraphicFramePr>
+              <a:graphicFrameLocks xmlns:a="http://schemas.openxmlformats.org/drawingml/2006/main" noChangeAspect="1"/>
+            </wp:cNvGraphicFramePr>
+            <a:graphic xmlns:a="http://schemas.openxmlformats.org/drawingml/2006/main">
+              <a:graphicData uri="http://schemas.openxmlformats.org/drawingml/2006/picture">
+                <pic:pic xmlns:pic="http://schemas.openxmlformats.org/drawingml/2006/picture">
+                  <pic:nvPicPr>
+                    <pic:cNvPr id="1" name=""/>
+                    <pic:cNvPicPr/>
+                  </pic:nvPicPr>
+                  <pic:blipFill>
+                    <a:blip r:embed="rId12"/>
+                    <a:stretch>
+                      <a:fillRect/>
+                    </a:stretch>
+                  </pic:blipFill>
+                  <pic:spPr>
+                    <a:xfrm>
+                      <a:off x="0" y="0"/>
+                      <a:ext cx="5940425" cy="3555365"/>
+                    </a:xfrm>
+                    <a:prstGeom prst="rect">
+                      <a:avLst/>
+                    </a:prstGeom>
+                  </pic:spPr>
+                </pic:pic>
+              </a:graphicData>
+            </a:graphic>
+          </wp:inline>
+        </w:drawing>
+      </w:r>
+    </w:p>
+    <w:p>
+      <w:pPr>
+        <w:pStyle w:val="a3"/>
+        <w:numPr>
+          <w:ilvl w:val="0"/>
+          <w:numId w:val="2"/>
+        </w:numPr>
+        <w:rPr>
+          <w:rFonts w:ascii="Times New Roman" w:hAnsi="Times New Roman" w:cs="Times New Roman"/>
+          <w:b/>
+          <w:bCs/>
+          <w:sz w:val="28"/>
+          <w:szCs w:val="28"/>
+          <w:lang w:val="en-US"/>
+        </w:rPr>
+      </w:pPr>
+      <w:r>
+        <w:rPr>
+          <w:rFonts w:ascii="Times New Roman" w:hAnsi="Times New Roman" w:cs="Times New Roman"/>
+          <w:b/>
+          <w:bCs/>
+          <w:sz w:val="28"/>
+          <w:szCs w:val="28"/>
+          <w:lang w:val="en-US"/>
+        </w:rPr>
+        <w:drawing>
+          <wp:inline distT="0" distB="0" distL="0" distR="0" wp14:anchorId="0115DE12" wp14:editId="46DDAE6F">
+            <wp:extent cx="5940425" cy="2614930"/>
+            <wp:effectExtent l="0" t="0" r="3175" b="0"/>
+            <wp:docPr id="10" name="Рисунок 10"/>
+            <wp:cNvGraphicFramePr>
+              <a:graphicFrameLocks xmlns:a="http://schemas.openxmlformats.org/drawingml/2006/main" noChangeAspect="1"/>
+            </wp:cNvGraphicFramePr>
+            <a:graphic xmlns:a="http://schemas.openxmlformats.org/drawingml/2006/main">
+              <a:graphicData uri="http://schemas.openxmlformats.org/drawingml/2006/picture">
+                <pic:pic xmlns:pic="http://schemas.openxmlformats.org/drawingml/2006/picture">
+                  <pic:nvPicPr>
+                    <pic:cNvPr id="1" name=""/>
+                    <pic:cNvPicPr/>
+                  </pic:nvPicPr>
+                  <pic:blipFill>
+                    <a:blip r:embed="rId13"/>
+                    <a:stretch>
+                      <a:fillRect/>
+                    </a:stretch>
+                  </pic:blipFill>
+                  <pic:spPr>
+                    <a:xfrm>
+                      <a:off x="0" y="0"/>
+                      <a:ext cx="5940425" cy="2614930"/>
+                    </a:xfrm>
+                    <a:prstGeom prst="rect">
+                      <a:avLst/>
+                    </a:prstGeom>
+                  </pic:spPr>
+                </pic:pic>
+              </a:graphicData>
+            </a:graphic>
+          </wp:inline>
+        </w:drawing>
+      </w:r>
+    </w:p>
+    <w:p>
+      <w:pPr>
+        <w:pStyle w:val="a3"/>
+        <w:numPr>
+          <w:ilvl w:val="0"/>
+          <w:numId w:val="2"/>
+        </w:numPr>
+        <w:rPr>
+          <w:rFonts w:ascii="Times New Roman" w:hAnsi="Times New Roman" w:cs="Times New Roman"/>
+          <w:b/>
+          <w:bCs/>
+          <w:sz w:val="28"/>
+          <w:szCs w:val="28"/>
+          <w:lang w:val="en-US"/>
+        </w:rPr>
+      </w:pPr>
+      <w:r>
+        <w:rPr>
+          <w:rFonts w:ascii="Times New Roman" w:hAnsi="Times New Roman" w:cs="Times New Roman"/>
+          <w:b/>
+          <w:bCs/>
+          <w:sz w:val="28"/>
+          <w:szCs w:val="28"/>
+          <w:lang w:val="en-US"/>
+        </w:rPr>
+        <w:lastRenderedPageBreak/>
+        <w:drawing>
+          <wp:inline distT="0" distB="0" distL="0" distR="0" wp14:anchorId="0CA371E7" wp14:editId="79B2E5EE">
+            <wp:extent cx="5940425" cy="4704715"/>
+            <wp:effectExtent l="0" t="0" r="3175" b="635"/>
+            <wp:docPr id="11" name="Рисунок 11"/>
+            <wp:cNvGraphicFramePr>
+              <a:graphicFrameLocks xmlns:a="http://schemas.openxmlformats.org/drawingml/2006/main" noChangeAspect="1"/>
+            </wp:cNvGraphicFramePr>
+            <a:graphic xmlns:a="http://schemas.openxmlformats.org/drawingml/2006/main">
+              <a:graphicData uri="http://schemas.openxmlformats.org/drawingml/2006/picture">
+                <pic:pic xmlns:pic="http://schemas.openxmlformats.org/drawingml/2006/picture">
+                  <pic:nvPicPr>
+                    <pic:cNvPr id="1" name=""/>
+                    <pic:cNvPicPr/>
+                  </pic:nvPicPr>
+                  <pic:blipFill>
+                    <a:blip r:embed="rId14"/>
+                    <a:stretch>
+                      <a:fillRect/>
+                    </a:stretch>
+                  </pic:blipFill>
+                  <pic:spPr>
+                    <a:xfrm>
+                      <a:off x="0" y="0"/>
+                      <a:ext cx="5940425" cy="4704715"/>
+                    </a:xfrm>
+                    <a:prstGeom prst="rect">
+                      <a:avLst/>
+                    </a:prstGeom>
+                  </pic:spPr>
+                </pic:pic>
+              </a:graphicData>
+            </a:graphic>
+          </wp:inline>
+        </w:drawing>
+      </w:r>
+    </w:p>
+    <w:p>
+      <w:pPr>
+        <w:rPr>
+          <w:rFonts w:ascii="Times New Roman" w:hAnsi="Times New Roman" w:cs="Times New Roman"/>
+          <w:b/>
+          <w:bCs/>
+          <w:sz w:val="28"/>
+          <w:szCs w:val="28"/>
+        </w:rPr>
+      </w:pPr>
+      <w:r>
+        <w:rPr>
+          <w:rFonts w:ascii="Times New Roman" w:hAnsi="Times New Roman" w:cs="Times New Roman"/>
+          <w:b/>
+          <w:bCs/>
+          <w:sz w:val="28"/>
+          <w:szCs w:val="28"/>
+        </w:rPr>
+        <w:lastRenderedPageBreak/>
+        <w:drawing>
+          <wp:inline distT="0" distB="0" distL="0" distR="0" wp14:anchorId="06C324AF" wp14:editId="74C42C0A">
+            <wp:extent cx="5940425" cy="6802120"/>
+            <wp:effectExtent l="0" t="0" r="3175" b="0"/>
+            <wp:docPr id="12" name="Рисунок 12"/>
+            <wp:cNvGraphicFramePr>
+              <a:graphicFrameLocks xmlns:a="http://schemas.openxmlformats.org/drawingml/2006/main" noChangeAspect="1"/>
+            </wp:cNvGraphicFramePr>
+            <a:graphic xmlns:a="http://schemas.openxmlformats.org/drawingml/2006/main">
+              <a:graphicData uri="http://schemas.openxmlformats.org/drawingml/2006/picture">
+                <pic:pic xmlns:pic="http://schemas.openxmlformats.org/drawingml/2006/picture">
+                  <pic:nvPicPr>
+                    <pic:cNvPr id="1" name=""/>
+                    <pic:cNvPicPr/>
+                  </pic:nvPicPr>
+                  <pic:blipFill>
+                    <a:blip r:embed="rId15"/>
+                    <a:stretch>
+                      <a:fillRect/>
+                    </a:stretch>
+                  </pic:blipFill>
+                  <pic:spPr>
+                    <a:xfrm>
+                      <a:off x="0" y="0"/>
+                      <a:ext cx="5940425" cy="6802120"/>
+                    </a:xfrm>
+                    <a:prstGeom prst="rect">
+                      <a:avLst/>
+                    </a:prstGeom>
+                  </pic:spPr>
+                </pic:pic>
+              </a:graphicData>
+            </a:graphic>
+          </wp:inline>
+        </w:drawing>
+      </w:r>
+    </w:p>
+    <w:p>
+      <w:pPr>
+        <w:rPr>
+          <w:rFonts w:ascii="Times New Roman" w:hAnsi="Times New Roman" w:cs="Times New Roman"/>
+          <w:b/>
+          <w:bCs/>
+          <w:sz w:val="28"/>
+          <w:szCs w:val="28"/>
+          <w:lang w:val="en-US"/>
+        </w:rPr>
+      </w:pPr>
+      <w:r>
+        <w:rPr>
+          <w:rFonts w:ascii="Times New Roman" w:hAnsi="Times New Roman" w:cs="Times New Roman"/>
+          <w:b/>
+          <w:bCs/>
+          <w:sz w:val="28"/>
+          <w:szCs w:val="28"/>
+          <w:lang w:val="en-US"/>
+        </w:rPr>
+        <w:drawing>
+          <wp:inline distT="0" distB="0" distL="0" distR="0" wp14:anchorId="16A1562A" wp14:editId="1BDDA20A">
+            <wp:extent cx="5940425" cy="1687195"/>
+            <wp:effectExtent l="0" t="0" r="3175" b="8255"/>
+            <wp:docPr id="13" name="Рисунок 13"/>
+            <wp:cNvGraphicFramePr>
+              <a:graphicFrameLocks xmlns:a="http://schemas.openxmlformats.org/drawingml/2006/main" noChangeAspect="1"/>
+            </wp:cNvGraphicFramePr>
+            <a:graphic xmlns:a="http://schemas.openxmlformats.org/drawingml/2006/main">
+              <a:graphicData uri="http://schemas.openxmlformats.org/drawingml/2006/picture">
+                <pic:pic xmlns:pic="http://schemas.openxmlformats.org/drawingml/2006/picture">
+                  <pic:nvPicPr>
+                    <pic:cNvPr id="1" name=""/>
+                    <pic:cNvPicPr/>
+                  </pic:nvPicPr>
+                  <pic:blipFill>
+                    <a:blip r:embed="rId16"/>
+                    <a:stretch>
+                      <a:fillRect/>
+                    </a:stretch>
+                  </pic:blipFill>
+                  <pic:spPr>
+                    <a:xfrm>
+                      <a:off x="0" y="0"/>
+                      <a:ext cx="5940425" cy="1687195"/>
+                    </a:xfrm>
+                    <a:prstGeom prst="rect">
+                      <a:avLst/>
+                    </a:prstGeom>
+                  </pic:spPr>
+                </pic:pic>
+              </a:graphicData>
+            </a:graphic>
+          </wp:inline>
+        </w:drawing>
+      </w:r>
+    </w:p>
+    <w:p>
+      <w:pPr>
+        <w:rPr>
+          <w:rFonts w:ascii="Times New Roman" w:hAnsi="Times New Roman" w:cs="Times New Roman"/>
+          <w:b/>
+          <w:bCs/>
+          <w:sz w:val="28"/>
+          <w:szCs w:val="28"/>
+          <w:lang w:val="en-US"/>
+        </w:rPr>
+      </w:pPr>
+      <w:r>
+        <w:rPr>
+          <w:rFonts w:ascii="Times New Roman" w:hAnsi="Times New Roman" w:cs="Times New Roman"/>
+          <w:b/>
+          <w:bCs/>
+          <w:sz w:val="28"/>
+          <w:szCs w:val="28"/>
+          <w:lang w:val="en-US"/>
+        </w:rPr>
+        <w:lastRenderedPageBreak/>
+        <w:t>g.</w:t>
+      </w:r>
+      <w:r>
+        <w:rPr>
+          <w:lang w:val="en-US"/>
+        </w:rPr>
+        <w:drawing>
+          <wp:inline distT="0" distB="0" distL="0" distR="0" wp14:anchorId="6F254ED6" wp14:editId="49BE0ABD">
+            <wp:extent cx="5940425" cy="5182870"/>
+            <wp:effectExtent l="0" t="0" r="3175" b="0"/>
+            <wp:docPr id="14" name="Рисунок 14"/>
+            <wp:cNvGraphicFramePr>
+              <a:graphicFrameLocks xmlns:a="http://schemas.openxmlformats.org/drawingml/2006/main" noChangeAspect="1"/>
+            </wp:cNvGraphicFramePr>
+            <a:graphic xmlns:a="http://schemas.openxmlformats.org/drawingml/2006/main">
+              <a:graphicData uri="http://schemas.openxmlformats.org/drawingml/2006/picture">
+                <pic:pic xmlns:pic="http://schemas.openxmlformats.org/drawingml/2006/picture">
+                  <pic:nvPicPr>
+                    <pic:cNvPr id="1" name=""/>
+                    <pic:cNvPicPr/>
+                  </pic:nvPicPr>
+                  <pic:blipFill>
+                    <a:blip r:embed="rId17"/>
+                    <a:stretch>
+                      <a:fillRect/>
+                    </a:stretch>
+                  </pic:blipFill>
+                  <pic:spPr>
+                    <a:xfrm>
+                      <a:off x="0" y="0"/>
+                      <a:ext cx="5940425" cy="5182870"/>
+                    </a:xfrm>
+                    <a:prstGeom prst="rect">
+                      <a:avLst/>
+                    </a:prstGeom>
+                  </pic:spPr>
+                </pic:pic>
+              </a:graphicData>
+            </a:graphic>
+          </wp:inline>
+        </w:drawing>
+      </w:r>
+    </w:p>
+    <w:p>
+      <w:pPr>
+        <w:rPr>
+          <w:noProof/>
+        </w:rPr>
+      </w:pPr>
+      <w:r>
+        <w:rPr>
+          <w:rFonts w:ascii="Times New Roman" w:hAnsi="Times New Roman" w:cs="Times New Roman"/>
+          <w:b/>
+          <w:bCs/>
+          <w:sz w:val="28"/>
+          <w:szCs w:val="28"/>
+          <w:lang w:val="en-US"/>
+        </w:rPr>
+        <w:lastRenderedPageBreak/>
+        <w:drawing>
+          <wp:inline distT="0" distB="0" distL="0" distR="0" wp14:anchorId="23A52270" wp14:editId="1809A2FF">
+            <wp:extent cx="5940425" cy="2489835"/>
+            <wp:effectExtent l="0" t="0" r="3175" b="5715"/>
+            <wp:docPr id="15" name="Рисунок 15"/>
+            <wp:cNvGraphicFramePr>
+              <a:graphicFrameLocks xmlns:a="http://schemas.openxmlformats.org/drawingml/2006/main" noChangeAspect="1"/>
+            </wp:cNvGraphicFramePr>
+            <a:graphic xmlns:a="http://schemas.openxmlformats.org/drawingml/2006/main">
+              <a:graphicData uri="http://schemas.openxmlformats.org/drawingml/2006/picture">
+                <pic:pic xmlns:pic="http://schemas.openxmlformats.org/drawingml/2006/picture">
+                  <pic:nvPicPr>
+                    <pic:cNvPr id="1" name=""/>
+                    <pic:cNvPicPr/>
+                  </pic:nvPicPr>
+                  <pic:blipFill>
+                    <a:blip r:embed="rId18"/>
+                    <a:stretch>
+                      <a:fillRect/>
+                    </a:stretch>
+                  </pic:blipFill>
+                  <pic:spPr>
+                    <a:xfrm>
+                      <a:off x="0" y="0"/>
+                      <a:ext cx="5940425" cy="2489835"/>
+                    </a:xfrm>
+                    <a:prstGeom prst="rect">
+                      <a:avLst/>
+                    </a:prstGeom>
+                  </pic:spPr>
+                </pic:pic>
+              </a:graphicData>
+            </a:graphic>
+          </wp:inline>
+        </w:drawing>
+      </w:r>
+      <w:r>
+        <w:rPr>
+          <w:rFonts w:ascii="Times New Roman" w:hAnsi="Times New Roman" w:cs="Times New Roman"/>
+          <w:b/>
+          <w:bCs/>
+          <w:sz w:val="28"/>
+          <w:szCs w:val="28"/>
+          <w:lang w:val="en-US"/>
+        </w:rPr>
+        <w:drawing>
+          <wp:inline distT="0" distB="0" distL="0" distR="0" wp14:anchorId="06261812" wp14:editId="6D93489B">
+            <wp:extent cx="5940425" cy="5360670"/>
+            <wp:effectExtent l="0" t="0" r="3175" b="0"/>
+            <wp:docPr id="16" name="Рисунок 16"/>
+            <wp:cNvGraphicFramePr>
+              <a:graphicFrameLocks xmlns:a="http://schemas.openxmlformats.org/drawingml/2006/main" noChangeAspect="1"/>
+            </wp:cNvGraphicFramePr>
+            <a:graphic xmlns:a="http://schemas.openxmlformats.org/drawingml/2006/main">
+              <a:graphicData uri="http://schemas.openxmlformats.org/drawingml/2006/picture">
+                <pic:pic xmlns:pic="http://schemas.openxmlformats.org/drawingml/2006/picture">
+                  <pic:nvPicPr>
+                    <pic:cNvPr id="1" name=""/>
+                    <pic:cNvPicPr/>
+                  </pic:nvPicPr>
+                  <pic:blipFill>
+                    <a:blip r:embed="rId19"/>
+                    <a:stretch>
+                      <a:fillRect/>
+                    </a:stretch>
+                  </pic:blipFill>
+                  <pic:spPr>
+                    <a:xfrm>
+                      <a:off x="0" y="0"/>
+                      <a:ext cx="5940425" cy="5360670"/>
+                    </a:xfrm>
+                    <a:prstGeom prst="rect">
+                      <a:avLst/>
+                    </a:prstGeom>
+                  </pic:spPr>
+                </pic:pic>
+              </a:graphicData>
+            </a:graphic>
+          </wp:inline>
+        </w:drawing>
+      </w:r>
+      <w:r>
+        <w:rPr>
+          <w:rFonts w:ascii="Times New Roman" w:hAnsi="Times New Roman" w:cs="Times New Roman"/>
+          <w:b/>
+          <w:bCs/>
+          <w:sz w:val="28"/>
+          <w:szCs w:val="28"/>
+          <w:lang w:val="en-US"/>
+        </w:rPr>
+        <w:lastRenderedPageBreak/>
+        <w:drawing>
+          <wp:inline distT="0" distB="0" distL="0" distR="0" wp14:anchorId="7C17B67C" wp14:editId="557AF4E2">
+            <wp:extent cx="5940425" cy="5405120"/>
+            <wp:effectExtent l="0" t="0" r="3175" b="5080"/>
+            <wp:docPr id="17" name="Рисунок 17"/>
+            <wp:cNvGraphicFramePr>
+              <a:graphicFrameLocks xmlns:a="http://schemas.openxmlformats.org/drawingml/2006/main" noChangeAspect="1"/>
+            </wp:cNvGraphicFramePr>
+            <a:graphic xmlns:a="http://schemas.openxmlformats.org/drawingml/2006/main">
+              <a:graphicData uri="http://schemas.openxmlformats.org/drawingml/2006/picture">
+                <pic:pic xmlns:pic="http://schemas.openxmlformats.org/drawingml/2006/picture">
+                  <pic:nvPicPr>
+                    <pic:cNvPr id="1" name=""/>
+                    <pic:cNvPicPr/>
+                  </pic:nvPicPr>
+                  <pic:blipFill>
+                    <a:blip r:embed="rId20"/>
+                    <a:stretch>
+                      <a:fillRect/>
+                    </a:stretch>
+                  </pic:blipFill>
+                  <pic:spPr>
+                    <a:xfrm>
+                      <a:off x="0" y="0"/>
+                      <a:ext cx="5940425" cy="5405120"/>
+                    </a:xfrm>
+                    <a:prstGeom prst="rect">
+                      <a:avLst/>
+                    </a:prstGeom>
+                  </pic:spPr>
+                </pic:pic>
+              </a:graphicData>
+            </a:graphic>
+          </wp:inline>
+        </w:drawing>
+      </w:r>
+      <w:r>
+        <w:rPr>
+          <w:rFonts w:ascii="Times New Roman" w:hAnsi="Times New Roman" w:cs="Times New Roman"/>
+          <w:b/>
+          <w:bCs/>
+          <w:sz w:val="28"/>
+          <w:szCs w:val="28"/>
+          <w:lang w:val="en-US"/>
+        </w:rPr>
+        <w:lastRenderedPageBreak/>
+        <w:drawing>
+          <wp:inline distT="0" distB="0" distL="0" distR="0" wp14:anchorId="7D4373A1" wp14:editId="7943C690">
+            <wp:extent cx="5940425" cy="5507355"/>
+            <wp:effectExtent l="0" t="0" r="3175" b="0"/>
+            <wp:docPr id="18" name="Рисунок 18"/>
+            <wp:cNvGraphicFramePr>
+              <a:graphicFrameLocks xmlns:a="http://schemas.openxmlformats.org/drawingml/2006/main" noChangeAspect="1"/>
+            </wp:cNvGraphicFramePr>
+            <a:graphic xmlns:a="http://schemas.openxmlformats.org/drawingml/2006/main">
+              <a:graphicData uri="http://schemas.openxmlformats.org/drawingml/2006/picture">
+                <pic:pic xmlns:pic="http://schemas.openxmlformats.org/drawingml/2006/picture">
+                  <pic:nvPicPr>
+                    <pic:cNvPr id="1" name=""/>
+                    <pic:cNvPicPr/>
+                  </pic:nvPicPr>
+                  <pic:blipFill>
+                    <a:blip r:embed="rId21"/>
+                    <a:stretch>
+                      <a:fillRect/>
+                    </a:stretch>
+                  </pic:blipFill>
+                  <pic:spPr>
+                    <a:xfrm>
+                      <a:off x="0" y="0"/>
+                      <a:ext cx="5940425" cy="5507355"/>
+                    </a:xfrm>
+                    <a:prstGeom prst="rect">
+                      <a:avLst/>
+                    </a:prstGeom>
+                  </pic:spPr>
+                </pic:pic>
+              </a:graphicData>
+            </a:graphic>
+          </wp:inline>
+        </w:drawing>
+      </w:r>
+      <w:r>
+        <w:rPr>
+          <w:rFonts w:ascii="Times New Roman" w:hAnsi="Times New Roman" w:cs="Times New Roman"/>
+          <w:b/>
+          <w:bCs/>
+          <w:sz w:val="28"/>
+          <w:szCs w:val="28"/>
+          <w:lang w:val="en-US"/>
+        </w:rPr>
+        <w:drawing>
+          <wp:inline distT="0" distB="0" distL="0" distR="0" wp14:anchorId="02F605FE" wp14:editId="5EEEE3B3">
+            <wp:extent cx="5940425" cy="959485"/>
+            <wp:effectExtent l="0" t="0" r="3175" b="0"/>
+            <wp:docPr id="19" name="Рисунок 19"/>
+            <wp:cNvGraphicFramePr>
+              <a:graphicFrameLocks xmlns:a="http://schemas.openxmlformats.org/drawingml/2006/main" noChangeAspect="1"/>
+            </wp:cNvGraphicFramePr>
+            <a:graphic xmlns:a="http://schemas.openxmlformats.org/drawingml/2006/main">
+              <a:graphicData uri="http://schemas.openxmlformats.org/drawingml/2006/picture">
+                <pic:pic xmlns:pic="http://schemas.openxmlformats.org/drawingml/2006/picture">
+                  <pic:nvPicPr>
+                    <pic:cNvPr id="1" name=""/>
+                    <pic:cNvPicPr/>
+                  </pic:nvPicPr>
+                  <pic:blipFill>
+                    <a:blip r:embed="rId22"/>
+                    <a:stretch>
+                      <a:fillRect/>
+                    </a:stretch>
+                  </pic:blipFill>
+                  <pic:spPr>
+                    <a:xfrm>
+                      <a:off x="0" y="0"/>
+                      <a:ext cx="5940425" cy="959485"/>
+                    </a:xfrm>
+                    <a:prstGeom prst="rect">
+                      <a:avLst/>
+                    </a:prstGeom>
+                  </pic:spPr>
+                </pic:pic>
+              </a:graphicData>
+            </a:graphic>
+          </wp:inline>
+        </w:drawing>
+      </w:r>
+      <w:r>
+        <w:rPr>
+          <w:rFonts w:ascii="Times New Roman" w:hAnsi="Times New Roman" w:cs="Times New Roman"/>
+          <w:b/>
+          <w:bCs/>
+          <w:sz w:val="28"/>
+          <w:szCs w:val="28"/>
+          <w:lang w:val="en-US"/>
+        </w:rPr>
+        <w:t>h.</w:t>
+      </w:r>
+      <w:r>
+        <w:rPr>
+          <w:rFonts w:ascii="Times New Roman" w:hAnsi="Times New Roman" w:cs="Times New Roman"/>
+          <w:b/>
+          <w:bCs/>
+          <w:sz w:val="28"/>
+          <w:szCs w:val="28"/>
+          <w:lang w:val="en-US"/>
+        </w:rPr>
+        <w:lastRenderedPageBreak/>
+        <w:drawing>
+          <wp:inline distT="0" distB="0" distL="0" distR="0" wp14:anchorId="34E32CBB" wp14:editId="29068F93">
+            <wp:extent cx="5940425" cy="5779135"/>
+            <wp:effectExtent l="0" t="0" r="3175" b="0"/>
+            <wp:docPr id="20" name="Рисунок 20"/>
+            <wp:cNvGraphicFramePr>
+              <a:graphicFrameLocks xmlns:a="http://schemas.openxmlformats.org/drawingml/2006/main" noChangeAspect="1"/>
+            </wp:cNvGraphicFramePr>
+            <a:graphic xmlns:a="http://schemas.openxmlformats.org/drawingml/2006/main">
+              <a:graphicData uri="http://schemas.openxmlformats.org/drawingml/2006/picture">
+                <pic:pic xmlns:pic="http://schemas.openxmlformats.org/drawingml/2006/picture">
+                  <pic:nvPicPr>
+                    <pic:cNvPr id="1" name=""/>
+                    <pic:cNvPicPr/>
+                  </pic:nvPicPr>
+                  <pic:blipFill>
+                    <a:blip r:embed="rId23"/>
+                    <a:stretch>
+                      <a:fillRect/>
+                    </a:stretch>
+                  </pic:blipFill>
+                  <pic:spPr>
+                    <a:xfrm>
+                      <a:off x="0" y="0"/>
+                      <a:ext cx="5940425" cy="5779135"/>
+                    </a:xfrm>
+                    <a:prstGeom prst="rect">
+                      <a:avLst/>
+                    </a:prstGeom>
+                  </pic:spPr>
+                </pic:pic>
+              </a:graphicData>
+            </a:graphic>
+          </wp:inline>
+        </w:drawing>
+      </w:r>
+      <w:r>
+        <w:rPr>
+          <w:noProof/>
+        </w:rPr>
+        <w:t xml:space="preserve"> </w:t>
+      </w:r>
+      <w:r>
+        <w:rPr>
+          <w:rFonts w:ascii="Times New Roman" w:hAnsi="Times New Roman" w:cs="Times New Roman"/>
+          <w:b/>
+          <w:bCs/>
+          <w:sz w:val="28"/>
+          <w:szCs w:val="28"/>
+          <w:lang w:val="en-US"/>
+        </w:rPr>
+        <w:drawing>
+          <wp:inline distT="0" distB="0" distL="0" distR="0" wp14:anchorId="13C85F7D" wp14:editId="76A58543">
+            <wp:extent cx="5940425" cy="2807970"/>
+            <wp:effectExtent l="0" t="0" r="3175" b="0"/>
+            <wp:docPr id="21" name="Рисунок 21"/>
+            <wp:cNvGraphicFramePr>
+              <a:graphicFrameLocks xmlns:a="http://schemas.openxmlformats.org/drawingml/2006/main" noChangeAspect="1"/>
+            </wp:cNvGraphicFramePr>
+            <a:graphic xmlns:a="http://schemas.openxmlformats.org/drawingml/2006/main">
+              <a:graphicData uri="http://schemas.openxmlformats.org/drawingml/2006/picture">
+                <pic:pic xmlns:pic="http://schemas.openxmlformats.org/drawingml/2006/picture">
+                  <pic:nvPicPr>
+                    <pic:cNvPr id="1" name=""/>
+                    <pic:cNvPicPr/>
+                  </pic:nvPicPr>
+                  <pic:blipFill>
+                    <a:blip r:embed="rId24"/>
+                    <a:stretch>
+                      <a:fillRect/>
+                    </a:stretch>
+                  </pic:blipFill>
+                  <pic:spPr>
+                    <a:xfrm>
+                      <a:off x="0" y="0"/>
+                      <a:ext cx="5940425" cy="2807970"/>
+                    </a:xfrm>
+                    <a:prstGeom prst="rect">
+                      <a:avLst/>
+                    </a:prstGeom>
+                  </pic:spPr>
+                </pic:pic>
+              </a:graphicData>
+            </a:graphic>
+          </wp:inline>
+        </w:drawing>
+      </w:r>
+      <w:r>
+        <w:rPr>
+          <w:noProof/>
+        </w:rPr>
+        <w:lastRenderedPageBreak/>
+        <w:drawing>
+          <wp:inline distT="0" distB="0" distL="0" distR="0" wp14:anchorId="0EECA194" wp14:editId="588D7C65">
+            <wp:extent cx="5940425" cy="2065655"/>
+            <wp:effectExtent l="0" t="0" r="3175" b="0"/>
+            <wp:docPr id="22" name="Рисунок 22"/>
+            <wp:cNvGraphicFramePr>
+              <a:graphicFrameLocks xmlns:a="http://schemas.openxmlformats.org/drawingml/2006/main" noChangeAspect="1"/>
+            </wp:cNvGraphicFramePr>
+            <a:graphic xmlns:a="http://schemas.openxmlformats.org/drawingml/2006/main">
+              <a:graphicData uri="http://schemas.openxmlformats.org/drawingml/2006/picture">
+                <pic:pic xmlns:pic="http://schemas.openxmlformats.org/drawingml/2006/picture">
+                  <pic:nvPicPr>
+                    <pic:cNvPr id="1" name=""/>
+                    <pic:cNvPicPr/>
+                  </pic:nvPicPr>
+                  <pic:blipFill>
+                    <a:blip r:embed="rId25"/>
+                    <a:stretch>
+                      <a:fillRect/>
+                    </a:stretch>
+                  </pic:blipFill>
+                  <pic:spPr>
+                    <a:xfrm>
+                      <a:off x="0" y="0"/>
+                      <a:ext cx="5940425" cy="2065655"/>
+                    </a:xfrm>
+                    <a:prstGeom prst="rect">
+                      <a:avLst/>
+                    </a:prstGeom>
+                  </pic:spPr>
+                </pic:pic>
+              </a:graphicData>
+            </a:graphic>
+          </wp:inline>
+        </w:drawing>
+      </w:r>
+      <w:r>
+        <w:rPr>
+          <w:noProof/>
+        </w:rPr>
+        <w:drawing>
+          <wp:inline distT="0" distB="0" distL="0" distR="0" wp14:anchorId="26934801" wp14:editId="382AE3B2">
+            <wp:extent cx="5940425" cy="2394585"/>
+            <wp:effectExtent l="0" t="0" r="3175" b="5715"/>
+            <wp:docPr id="23" name="Рисунок 23"/>
+            <wp:cNvGraphicFramePr>
+              <a:graphicFrameLocks xmlns:a="http://schemas.openxmlformats.org/drawingml/2006/main" noChangeAspect="1"/>
+            </wp:cNvGraphicFramePr>
+            <a:graphic xmlns:a="http://schemas.openxmlformats.org/drawingml/2006/main">
+              <a:graphicData uri="http://schemas.openxmlformats.org/drawingml/2006/picture">
+                <pic:pic xmlns:pic="http://schemas.openxmlformats.org/drawingml/2006/picture">
+                  <pic:nvPicPr>
+                    <pic:cNvPr id="1" name=""/>
+                    <pic:cNvPicPr/>
+                  </pic:nvPicPr>
+                  <pic:blipFill>
+                    <a:blip r:embed="rId26"/>
+                    <a:stretch>
+                      <a:fillRect/>
+                    </a:stretch>
+                  </pic:blipFill>
+                  <pic:spPr>
+                    <a:xfrm>
+                      <a:off x="0" y="0"/>
+                      <a:ext cx="5940425" cy="2394585"/>
+                    </a:xfrm>
+                    <a:prstGeom prst="rect">
+                      <a:avLst/>
+                    </a:prstGeom>
+                  </pic:spPr>
+                </pic:pic>
+              </a:graphicData>
+            </a:graphic>
+          </wp:inline>
+        </w:drawing>
+      </w:r>
+      <w:r>
+        <w:rPr>
+          <w:noProof/>
+        </w:rPr>
+        <w:drawing>
+          <wp:inline distT="0" distB="0" distL="0" distR="0" wp14:anchorId="545374B4" wp14:editId="181D6CA4">
+            <wp:extent cx="5940425" cy="1619250"/>
+            <wp:effectExtent l="0" t="0" r="3175" b="0"/>
+            <wp:docPr id="24" name="Рисунок 24"/>
+            <wp:cNvGraphicFramePr>
+              <a:graphicFrameLocks xmlns:a="http://schemas.openxmlformats.org/drawingml/2006/main" noChangeAspect="1"/>
+            </wp:cNvGraphicFramePr>
+            <a:graphic xmlns:a="http://schemas.openxmlformats.org/drawingml/2006/main">
+              <a:graphicData uri="http://schemas.openxmlformats.org/drawingml/2006/picture">
+                <pic:pic xmlns:pic="http://schemas.openxmlformats.org/drawingml/2006/picture">
+                  <pic:nvPicPr>
+                    <pic:cNvPr id="1" name=""/>
+                    <pic:cNvPicPr/>
+                  </pic:nvPicPr>
+                  <pic:blipFill>
+                    <a:blip r:embed="rId27"/>
+                    <a:stretch>
+                      <a:fillRect/>
+                    </a:stretch>
+                  </pic:blipFill>
+                  <pic:spPr>
+                    <a:xfrm>
+                      <a:off x="0" y="0"/>
+                      <a:ext cx="5940425" cy="1619250"/>
+                    </a:xfrm>
+                    <a:prstGeom prst="rect">
+                      <a:avLst/>
+                    </a:prstGeom>
+                  </pic:spPr>
+                </pic:pic>
+              </a:graphicData>
+            </a:graphic>
+          </wp:inline>
+        </w:drawing>
+      </w:r>
+      <w:r>
+        <w:rPr>
+          <w:noProof/>
+        </w:rPr>
+        <w:drawing>
+          <wp:inline distT="0" distB="0" distL="0" distR="0" wp14:anchorId="385631A5" wp14:editId="163BC5AB">
+            <wp:extent cx="5940425" cy="1631315"/>
+            <wp:effectExtent l="0" t="0" r="3175" b="6985"/>
+            <wp:docPr id="25" name="Рисунок 25"/>
+            <wp:cNvGraphicFramePr>
+              <a:graphicFrameLocks xmlns:a="http://schemas.openxmlformats.org/drawingml/2006/main" noChangeAspect="1"/>
+            </wp:cNvGraphicFramePr>
+            <a:graphic xmlns:a="http://schemas.openxmlformats.org/drawingml/2006/main">
+              <a:graphicData uri="http://schemas.openxmlformats.org/drawingml/2006/picture">
+                <pic:pic xmlns:pic="http://schemas.openxmlformats.org/drawingml/2006/picture">
+                  <pic:nvPicPr>
+                    <pic:cNvPr id="1" name=""/>
+                    <pic:cNvPicPr/>
+                  </pic:nvPicPr>
+                  <pic:blipFill>
+                    <a:blip r:embed="rId28"/>
+                    <a:stretch>
+                      <a:fillRect/>
+                    </a:stretch>
+                  </pic:blipFill>
+                  <pic:spPr>
+                    <a:xfrm>
+                      <a:off x="0" y="0"/>
+                      <a:ext cx="5940425" cy="1631315"/>
+                    </a:xfrm>
+                    <a:prstGeom prst="rect">
+                      <a:avLst/>
+                    </a:prstGeom>
+                  </pic:spPr>
+                </pic:pic>
+              </a:graphicData>
+            </a:graphic>
+          </wp:inline>
+        </w:drawing>
+      </w:r>
+      <w:r>
+        <w:rPr>
+          <w:noProof/>
+        </w:rPr>
+        <w:lastRenderedPageBreak/>
+        <w:drawing>
+          <wp:inline distT="0" distB="0" distL="0" distR="0" wp14:anchorId="3A37DE53" wp14:editId="409563A3">
+            <wp:extent cx="5940425" cy="1483360"/>
+            <wp:effectExtent l="0" t="0" r="3175" b="2540"/>
+            <wp:docPr id="26" name="Рисунок 26"/>
+            <wp:cNvGraphicFramePr>
+              <a:graphicFrameLocks xmlns:a="http://schemas.openxmlformats.org/drawingml/2006/main" noChangeAspect="1"/>
+            </wp:cNvGraphicFramePr>
+            <a:graphic xmlns:a="http://schemas.openxmlformats.org/drawingml/2006/main">
+              <a:graphicData uri="http://schemas.openxmlformats.org/drawingml/2006/picture">
+                <pic:pic xmlns:pic="http://schemas.openxmlformats.org/drawingml/2006/picture">
+                  <pic:nvPicPr>
+                    <pic:cNvPr id="1" name=""/>
+                    <pic:cNvPicPr/>
+                  </pic:nvPicPr>
+                  <pic:blipFill>
+                    <a:blip r:embed="rId29"/>
+                    <a:stretch>
+                      <a:fillRect/>
+                    </a:stretch>
+                  </pic:blipFill>
+                  <pic:spPr>
+                    <a:xfrm>
+                      <a:off x="0" y="0"/>
+                      <a:ext cx="5940425" cy="1483360"/>
+                    </a:xfrm>
+                    <a:prstGeom prst="rect">
+                      <a:avLst/>
+                    </a:prstGeom>
+                  </pic:spPr>
+                </pic:pic>
+              </a:graphicData>
+            </a:graphic>
+          </wp:inline>
+        </w:drawing>
+      </w:r>
+      <w:r>
+        <w:rPr>
+          <w:noProof/>
+        </w:rPr>
+        <w:drawing>
+          <wp:inline distT="0" distB="0" distL="0" distR="0" wp14:anchorId="49669D10" wp14:editId="5013C0FF">
+            <wp:extent cx="5940425" cy="949325"/>
+            <wp:effectExtent l="0" t="0" r="3175" b="3175"/>
+            <wp:docPr id="27" name="Рисунок 27"/>
+            <wp:cNvGraphicFramePr>
+              <a:graphicFrameLocks xmlns:a="http://schemas.openxmlformats.org/drawingml/2006/main" noChangeAspect="1"/>
+            </wp:cNvGraphicFramePr>
+            <a:graphic xmlns:a="http://schemas.openxmlformats.org/drawingml/2006/main">
+              <a:graphicData uri="http://schemas.openxmlformats.org/drawingml/2006/picture">
+                <pic:pic xmlns:pic="http://schemas.openxmlformats.org/drawingml/2006/picture">
+                  <pic:nvPicPr>
+                    <pic:cNvPr id="1" name=""/>
+                    <pic:cNvPicPr/>
+                  </pic:nvPicPr>
+                  <pic:blipFill>
+                    <a:blip r:embed="rId30"/>
+                    <a:stretch>
+                      <a:fillRect/>
+                    </a:stretch>
+                  </pic:blipFill>
+                  <pic:spPr>
+                    <a:xfrm>
+                      <a:off x="0" y="0"/>
+                      <a:ext cx="5940425" cy="949325"/>
+                    </a:xfrm>
+                    <a:prstGeom prst="rect">
+                      <a:avLst/>
+                    </a:prstGeom>
+                  </pic:spPr>
+                </pic:pic>
+              </a:graphicData>
+            </a:graphic>
+          </wp:inline>
+        </w:drawing>
+      </w:r>
+    </w:p>
+    <w:p>
+      <w:pPr>
+        <w:rPr>
+          <w:noProof/>
+        </w:rPr>
+      </w:pPr>
+      <w:r>
+        <w:rPr>
+          <w:noProof/>
+          <w:lang w:val="en-US"/>
+        </w:rPr>
+        <w:lastRenderedPageBreak/>
+        <w:t>i.</w:t>
+      </w:r>
+      <w:r>
+        <w:rPr>
+          <w:noProof/>
+        </w:rPr>
+        <w:t xml:space="preserve"> </w:t>
+      </w:r>
+      <w:r>
+        <w:rPr>
+          <w:noProof/>
+          <w:lang w:val="en-US"/>
+        </w:rPr>
+        <w:drawing>
+          <wp:inline distT="0" distB="0" distL="0" distR="0" wp14:anchorId="6044C02F" wp14:editId="6A99D3F3">
+            <wp:extent cx="5940425" cy="6891020"/>
+            <wp:effectExtent l="0" t="0" r="3175" b="5080"/>
+            <wp:docPr id="28" name="Рисунок 28"/>
+            <wp:cNvGraphicFramePr>
+              <a:graphicFrameLocks xmlns:a="http://schemas.openxmlformats.org/drawingml/2006/main" noChangeAspect="1"/>
+            </wp:cNvGraphicFramePr>
+            <a:graphic xmlns:a="http://schemas.openxmlformats.org/drawingml/2006/main">
+              <a:graphicData uri="http://schemas.openxmlformats.org/drawingml/2006/picture">
+                <pic:pic xmlns:pic="http://schemas.openxmlformats.org/drawingml/2006/picture">
+                  <pic:nvPicPr>
+                    <pic:cNvPr id="1" name=""/>
+                    <pic:cNvPicPr/>
+                  </pic:nvPicPr>
+                  <pic:blipFill>
+                    <a:blip r:embed="rId31"/>
+                    <a:stretch>
+                      <a:fillRect/>
+                    </a:stretch>
+                  </pic:blipFill>
+                  <pic:spPr>
+                    <a:xfrm>
+                      <a:off x="0" y="0"/>
+                      <a:ext cx="5940425" cy="6891020"/>
+                    </a:xfrm>
+                    <a:prstGeom prst="rect">
+                      <a:avLst/>
+                    </a:prstGeom>
+                  </pic:spPr>
+                </pic:pic>
+              </a:graphicData>
+            </a:graphic>
+          </wp:inline>
+        </w:drawing>
+      </w:r>
+    </w:p>
+    <w:p>
+      <w:pPr>
+        <w:rPr>
+          <w:noProof/>
+          <w:lang w:val="en-US"/>
+        </w:rPr>
+      </w:pPr>
+      <w:r>
+        <w:rPr>
+          <w:noProof/>
+          <w:lang w:val="en-US"/>
+        </w:rPr>
+        <w:lastRenderedPageBreak/>
+        <w:t xml:space="preserve">j. </w:t>
+      </w:r>
+      <w:r>
+        <w:rPr>
+          <w:noProof/>
+          <w:lang w:val="en-US"/>
+        </w:rPr>
+        <w:drawing>
+          <wp:inline distT="0" distB="0" distL="0" distR="0" wp14:anchorId="7D5C9412" wp14:editId="789BCB95">
+            <wp:extent cx="5940425" cy="5346065"/>
+            <wp:effectExtent l="0" t="0" r="3175" b="6985"/>
+            <wp:docPr id="30" name="Рисунок 30"/>
+            <wp:cNvGraphicFramePr>
+              <a:graphicFrameLocks xmlns:a="http://schemas.openxmlformats.org/drawingml/2006/main" noChangeAspect="1"/>
+            </wp:cNvGraphicFramePr>
+            <a:graphic xmlns:a="http://schemas.openxmlformats.org/drawingml/2006/main">
+              <a:graphicData uri="http://schemas.openxmlformats.org/drawingml/2006/picture">
+                <pic:pic xmlns:pic="http://schemas.openxmlformats.org/drawingml/2006/picture">
+                  <pic:nvPicPr>
+                    <pic:cNvPr id="1" name=""/>
+                    <pic:cNvPicPr/>
+                  </pic:nvPicPr>
+                  <pic:blipFill>
+                    <a:blip r:embed="rId32"/>
+                    <a:stretch>
+                      <a:fillRect/>
+                    </a:stretch>
+                  </pic:blipFill>
+                  <pic:spPr>
+                    <a:xfrm>
+                      <a:off x="0" y="0"/>
+                      <a:ext cx="5940425" cy="5346065"/>
+                    </a:xfrm>
+                    <a:prstGeom prst="rect">
+                      <a:avLst/>
+                    </a:prstGeom>
+                  </pic:spPr>
+                </pic:pic>
+              </a:graphicData>
+            </a:graphic>
+          </wp:inline>
+        </w:drawing>
+      </w:r>
+    </w:p>
+    <w:p>
+      <w:pPr>
+        <w:rPr>
+          <w:noProof/>
+          <w:lang w:val="en-US"/>
+        </w:rPr>
+      </w:pPr>
+      <w:r>
+        <w:rPr>
+          <w:noProof/>
+          <w:lang w:val="en-US"/>
+        </w:rPr>
+        <w:lastRenderedPageBreak/>
+        <w:t xml:space="preserve">k. </w:t>
+      </w:r>
+      <w:r>
+        <w:rPr>
+          <w:noProof/>
+          <w:lang w:val="en-US"/>
+        </w:rPr>
+        <w:drawing>
+          <wp:inline distT="0" distB="0" distL="0" distR="0" wp14:anchorId="16C4A284" wp14:editId="2DF477FC">
+            <wp:extent cx="5940425" cy="3501390"/>
+            <wp:effectExtent l="0" t="0" r="3175" b="3810"/>
+            <wp:docPr id="29" name="Рисунок 29"/>
+            <wp:cNvGraphicFramePr>
+              <a:graphicFrameLocks xmlns:a="http://schemas.openxmlformats.org/drawingml/2006/main" noChangeAspect="1"/>
+            </wp:cNvGraphicFramePr>
+            <a:graphic xmlns:a="http://schemas.openxmlformats.org/drawingml/2006/main">
+              <a:graphicData uri="http://schemas.openxmlformats.org/drawingml/2006/picture">
+                <pic:pic xmlns:pic="http://schemas.openxmlformats.org/drawingml/2006/picture">
+                  <pic:nvPicPr>
+                    <pic:cNvPr id="1" name=""/>
+                    <pic:cNvPicPr/>
+                  </pic:nvPicPr>
+                  <pic:blipFill>
+                    <a:blip r:embed="rId33"/>
+                    <a:stretch>
+                      <a:fillRect/>
+                    </a:stretch>
+                  </pic:blipFill>
+                  <pic:spPr>
+                    <a:xfrm>
+                      <a:off x="0" y="0"/>
+                      <a:ext cx="5940425" cy="3501390"/>
+                    </a:xfrm>
+                    <a:prstGeom prst="rect">
+                      <a:avLst/>
+                    </a:prstGeom>
+                  </pic:spPr>
+                </pic:pic>
+              </a:graphicData>
+            </a:graphic>
+          </wp:inline>
+        </w:drawing>
+      </w:r>
+    </w:p>
+    <w:p>
+      <w:pPr>
+        <w:rPr>
+          <w:rFonts w:ascii="Times New Roman" w:hAnsi="Times New Roman" w:cs="Times New Roman"/>
+          <w:b/>
+          <w:bCs/>
+          <w:sz w:val="28"/>
+          <w:szCs w:val="28"/>
+          <w:lang w:val="en-US"/>
+        </w:rPr>
+      </w:pPr>
+      <w:r>
+        <w:rPr>
+          <w:noProof/>
+          <w:lang w:val="en-US"/>
+        </w:rPr>
+        <w:t>l.</w:t>
+      </w:r>
+      <w:r>
+        <w:rPr>
+          <w:noProof/>
+        </w:rPr>
+        <w:t xml:space="preserve"> </w:t>
+      </w:r>
+      <w:r>
+        <w:rPr>
+          <w:noProof/>
+          <w:lang w:val="en-US"/>
+        </w:rPr>
+        <w:drawing>
+          <wp:inline distT="0" distB="0" distL="0" distR="0" wp14:anchorId="2FAAE071" wp14:editId="399F8505">
+            <wp:extent cx="5940425" cy="4698365"/>
+            <wp:effectExtent l="0" t="0" r="3175" b="6985"/>
+            <wp:docPr id="31" name="Рисунок 31"/>
+            <wp:cNvGraphicFramePr>
+              <a:graphicFrameLocks xmlns:a="http://schemas.openxmlformats.org/drawingml/2006/main" noChangeAspect="1"/>
+            </wp:cNvGraphicFramePr>
+            <a:graphic xmlns:a="http://schemas.openxmlformats.org/drawingml/2006/main">
+              <a:graphicData uri="http://schemas.openxmlformats.org/drawingml/2006/picture">
+                <pic:pic xmlns:pic="http://schemas.openxmlformats.org/drawingml/2006/picture">
+                  <pic:nvPicPr>
+                    <pic:cNvPr id="1" name=""/>
+                    <pic:cNvPicPr/>
+                  </pic:nvPicPr>
+                  <pic:blipFill>
+                    <a:blip r:embed="rId34"/>
+                    <a:stretch>
+                      <a:fillRect/>
+                    </a:stretch>
+                  </pic:blipFill>
+                  <pic:spPr>
+                    <a:xfrm>
+                      <a:off x="0" y="0"/>
+                      <a:ext cx="5940425" cy="4698365"/>
+                    </a:xfrm>
+                    <a:prstGeom prst="rect">
+                      <a:avLst/>
+                    </a:prstGeom>
+                  </pic:spPr>
+                </pic:pic>
+              </a:graphicData>
+            </a:graphic>
+          </wp:inline>
+        </w:drawing>
+      </w:r>
+    </w:p>
+    <w:p>
+      <w:pPr>
+        <w:rPr>
+          <w:rFonts w:ascii="Times New Roman" w:hAnsi="Times New Roman" w:cs="Times New Roman"/>
+          <w:b/>
+          <w:bCs/>
+          <w:sz w:val="28"/>
+          <w:szCs w:val="28"/>
+        </w:rPr>
+      </w:pPr>
+      <w:r>
+        <w:rPr>
+          <w:rFonts w:ascii="Times New Roman" w:hAnsi="Times New Roman" w:cs="Times New Roman"/>
+          <w:b/>
+          <w:bCs/>
+          <w:sz w:val="28"/>
+          <w:szCs w:val="28"/>
+        </w:rPr>
+        <w:t xml:space="preserve">Задание </w:t>
+      </w:r>
+      <w:r>
+        <w:rPr>
+          <w:rFonts w:ascii="Times New Roman" w:hAnsi="Times New Roman" w:cs="Times New Roman"/>
+          <w:b/>
+          <w:bCs/>
+          <w:sz w:val="28"/>
+          <w:szCs w:val="28"/>
+          <w:lang w:val="en-US"/>
+        </w:rPr>
+        <w:t>5</w:t>
+      </w:r>
+      <w:r>
+        <w:rPr>
+          <w:rFonts w:ascii="Times New Roman" w:hAnsi="Times New Roman" w:cs="Times New Roman"/>
+          <w:b/>
+          <w:bCs/>
+          <w:sz w:val="28"/>
+          <w:szCs w:val="28"/>
+        </w:rPr>
+        <w:t>:</w:t>
+      </w:r>
+    </w:p>
+    <w:p>
+      <w:pPr>
+        <w:pStyle w:val="a3"/>
+        <w:numPr>
+          <w:ilvl w:val="0"/>
+          <w:numId w:val="4"/>
+        </w:numPr>
+        <w:rPr>
+          <w:rFonts w:ascii="Times New Roman" w:hAnsi="Times New Roman" w:cs="Times New Roman"/>
+          <w:b/>
+          <w:bCs/>
+          <w:sz w:val="28"/>
+          <w:szCs w:val="28"/>
+          <w:lang w:val="en-US"/>
+        </w:rPr>
+      </w:pPr>
+      <w:r>
+        <w:rPr>
+          <w:rFonts w:ascii="Times New Roman" w:hAnsi="Times New Roman" w:cs="Times New Roman"/>
+          <w:b/>
+          <w:bCs/>
+          <w:sz w:val="28"/>
+          <w:szCs w:val="28"/>
+          <w:lang w:val="en-US"/>
+        </w:rPr>
+        <w:lastRenderedPageBreak/>
+        <w:drawing>
+          <wp:inline distT="0" distB="0" distL="0" distR="0" wp14:anchorId="2CF707B1" wp14:editId="77709BB5">
+            <wp:extent cx="5940425" cy="968375"/>
+            <wp:effectExtent l="0" t="0" r="3175" b="3175"/>
+            <wp:docPr id="32" name="Рисунок 32"/>
+            <wp:cNvGraphicFramePr>
+              <a:graphicFrameLocks xmlns:a="http://schemas.openxmlformats.org/drawingml/2006/main" noChangeAspect="1"/>
+            </wp:cNvGraphicFramePr>
+            <a:graphic xmlns:a="http://schemas.openxmlformats.org/drawingml/2006/main">
+              <a:graphicData uri="http://schemas.openxmlformats.org/drawingml/2006/picture">
+                <pic:pic xmlns:pic="http://schemas.openxmlformats.org/drawingml/2006/picture">
+                  <pic:nvPicPr>
+                    <pic:cNvPr id="1" name=""/>
+                    <pic:cNvPicPr/>
+                  </pic:nvPicPr>
+                  <pic:blipFill>
+                    <a:blip r:embed="rId35"/>
+                    <a:stretch>
+                      <a:fillRect/>
+                    </a:stretch>
+                  </pic:blipFill>
+                  <pic:spPr>
+                    <a:xfrm>
+                      <a:off x="0" y="0"/>
+                      <a:ext cx="5940425" cy="968375"/>
+                    </a:xfrm>
+                    <a:prstGeom prst="rect">
+                      <a:avLst/>
+                    </a:prstGeom>
+                  </pic:spPr>
+                </pic:pic>
+              </a:graphicData>
+            </a:graphic>
+          </wp:inline>
+        </w:drawing>
+      </w:r>
+    </w:p>
+    <w:p>
+      <w:pPr>
+        <w:pStyle w:val="a3"/>
+        <w:numPr>
+          <w:ilvl w:val="0"/>
+          <w:numId w:val="4"/>
+        </w:numPr>
+        <w:rPr>
+          <w:rFonts w:ascii="Times New Roman" w:hAnsi="Times New Roman" w:cs="Times New Roman"/>
+          <w:b/>
+          <w:bCs/>
+          <w:sz w:val="28"/>
+          <w:szCs w:val="28"/>
+          <w:lang w:val="en-US"/>
+        </w:rPr>
+      </w:pPr>
+      <w:r>
+        <w:rPr>
+          <w:rFonts w:ascii="Times New Roman" w:hAnsi="Times New Roman" w:cs="Times New Roman"/>
+          <w:b/>
+          <w:bCs/>
+          <w:sz w:val="28"/>
+          <w:szCs w:val="28"/>
+          <w:lang w:val="en-US"/>
+        </w:rPr>
+        <w:drawing>
+          <wp:inline distT="0" distB="0" distL="0" distR="0" wp14:anchorId="3600644D" wp14:editId="57C9F63D">
+            <wp:extent cx="5940425" cy="2022475"/>
+            <wp:effectExtent l="0" t="0" r="3175" b="0"/>
+            <wp:docPr id="33" name="Рисунок 33"/>
+            <wp:cNvGraphicFramePr>
+              <a:graphicFrameLocks xmlns:a="http://schemas.openxmlformats.org/drawingml/2006/main" noChangeAspect="1"/>
+            </wp:cNvGraphicFramePr>
+            <a:graphic xmlns:a="http://schemas.openxmlformats.org/drawingml/2006/main">
+              <a:graphicData uri="http://schemas.openxmlformats.org/drawingml/2006/picture">
+                <pic:pic xmlns:pic="http://schemas.openxmlformats.org/drawingml/2006/picture">
+                  <pic:nvPicPr>
+                    <pic:cNvPr id="1" name=""/>
+                    <pic:cNvPicPr/>
+                  </pic:nvPicPr>
+                  <pic:blipFill>
+                    <a:blip r:embed="rId36"/>
+                    <a:stretch>
+                      <a:fillRect/>
+                    </a:stretch>
+                  </pic:blipFill>
+                  <pic:spPr>
+                    <a:xfrm>
+                      <a:off x="0" y="0"/>
+                      <a:ext cx="5940425" cy="2022475"/>
+                    </a:xfrm>
+                    <a:prstGeom prst="rect">
+                      <a:avLst/>
+                    </a:prstGeom>
+                  </pic:spPr>
+                </pic:pic>
+              </a:graphicData>
+            </a:graphic>
+          </wp:inline>
+        </w:drawing>
+      </w:r>
+    </w:p>
+    <w:p>
+      <w:pPr>
+        <w:pStyle w:val="a3"/>
+        <w:numPr>
+          <w:ilvl w:val="0"/>
+          <w:numId w:val="4"/>
+        </w:numPr>
+        <w:rPr>
+          <w:rFonts w:ascii="Times New Roman" w:hAnsi="Times New Roman" w:cs="Times New Roman"/>
+          <w:b/>
+          <w:bCs/>
+          <w:sz w:val="28"/>
+          <w:szCs w:val="28"/>
+          <w:lang w:val="en-US"/>
+        </w:rPr>
+      </w:pPr>
+      <w:r>
+        <w:rPr>
+          <w:rFonts w:ascii="Times New Roman" w:hAnsi="Times New Roman" w:cs="Times New Roman"/>
+          <w:b/>
+          <w:bCs/>
+          <w:sz w:val="28"/>
+          <w:szCs w:val="28"/>
+          <w:lang w:val="en-US"/>
+        </w:rPr>
+        <w:lastRenderedPageBreak/>
+        <w:drawing>
+          <wp:inline distT="0" distB="0" distL="0" distR="0" wp14:anchorId="3920DA05" wp14:editId="66D262EC">
+            <wp:extent cx="5940425" cy="5608955"/>
+            <wp:effectExtent l="0" t="0" r="3175" b="0"/>
+            <wp:docPr id="34" name="Рисунок 34"/>
+            <wp:cNvGraphicFramePr>
+              <a:graphicFrameLocks xmlns:a="http://schemas.openxmlformats.org/drawingml/2006/main" noChangeAspect="1"/>
+            </wp:cNvGraphicFramePr>
+            <a:graphic xmlns:a="http://schemas.openxmlformats.org/drawingml/2006/main">
+              <a:graphicData uri="http://schemas.openxmlformats.org/drawingml/2006/picture">
+                <pic:pic xmlns:pic="http://schemas.openxmlformats.org/drawingml/2006/picture">
+                  <pic:nvPicPr>
+                    <pic:cNvPr id="1" name=""/>
+                    <pic:cNvPicPr/>
+                  </pic:nvPicPr>
+                  <pic:blipFill>
+                    <a:blip r:embed="rId37"/>
+                    <a:stretch>
+                      <a:fillRect/>
+                    </a:stretch>
+                  </pic:blipFill>
+                  <pic:spPr>
+                    <a:xfrm>
+                      <a:off x="0" y="0"/>
+                      <a:ext cx="5940425" cy="5608955"/>
+                    </a:xfrm>
+                    <a:prstGeom prst="rect">
+                      <a:avLst/>
+                    </a:prstGeom>
+                  </pic:spPr>
+                </pic:pic>
+              </a:graphicData>
+            </a:graphic>
+          </wp:inline>
+        </w:drawing>
+      </w:r>
+      <w:r>
+        <w:rPr>
+          <w:rFonts w:ascii="Times New Roman" w:hAnsi="Times New Roman" w:cs="Times New Roman"/>
+          <w:b/>
+          <w:bCs/>
+          <w:sz w:val="28"/>
+          <w:szCs w:val="28"/>
+          <w:lang w:val="en-US"/>
+        </w:rPr>
+        <w:lastRenderedPageBreak/>
+        <w:drawing>
+          <wp:inline distT="0" distB="0" distL="0" distR="0" wp14:anchorId="766E2758" wp14:editId="09E577BB">
+            <wp:extent cx="5940425" cy="6613525"/>
+            <wp:effectExtent l="0" t="0" r="3175" b="0"/>
+            <wp:docPr id="35" name="Рисунок 35"/>
+            <wp:cNvGraphicFramePr>
+              <a:graphicFrameLocks xmlns:a="http://schemas.openxmlformats.org/drawingml/2006/main" noChangeAspect="1"/>
+            </wp:cNvGraphicFramePr>
+            <a:graphic xmlns:a="http://schemas.openxmlformats.org/drawingml/2006/main">
+              <a:graphicData uri="http://schemas.openxmlformats.org/drawingml/2006/picture">
+                <pic:pic xmlns:pic="http://schemas.openxmlformats.org/drawingml/2006/picture">
+                  <pic:nvPicPr>
+                    <pic:cNvPr id="1" name=""/>
+                    <pic:cNvPicPr/>
+                  </pic:nvPicPr>
+                  <pic:blipFill>
+                    <a:blip r:embed="rId38"/>
+                    <a:stretch>
+                      <a:fillRect/>
+                    </a:stretch>
+                  </pic:blipFill>
+                  <pic:spPr>
+                    <a:xfrm>
+                      <a:off x="0" y="0"/>
+                      <a:ext cx="5940425" cy="6613525"/>
+                    </a:xfrm>
+                    <a:prstGeom prst="rect">
+                      <a:avLst/>
+                    </a:prstGeom>
+                  </pic:spPr>
+                </pic:pic>
+              </a:graphicData>
+            </a:graphic>
+          </wp:inline>
+        </w:drawing>
+      </w:r>
+      <w:r>
+        <w:rPr>
+          <w:rFonts w:ascii="Times New Roman" w:hAnsi="Times New Roman" w:cs="Times New Roman"/>
+          <w:b/>
+          <w:bCs/>
+          <w:sz w:val="28"/>
+          <w:szCs w:val="28"/>
+          <w:lang w:val="en-US"/>
+        </w:rPr>
+        <w:lastRenderedPageBreak/>
+        <w:drawing>
+          <wp:inline distT="0" distB="0" distL="0" distR="0" wp14:anchorId="189874B4" wp14:editId="04CA6D53">
+            <wp:extent cx="5940425" cy="5822950"/>
+            <wp:effectExtent l="0" t="0" r="3175" b="6350"/>
+            <wp:docPr id="36" name="Рисунок 36"/>
+            <wp:cNvGraphicFramePr>
+              <a:graphicFrameLocks xmlns:a="http://schemas.openxmlformats.org/drawingml/2006/main" noChangeAspect="1"/>
+            </wp:cNvGraphicFramePr>
+            <a:graphic xmlns:a="http://schemas.openxmlformats.org/drawingml/2006/main">
+              <a:graphicData uri="http://schemas.openxmlformats.org/drawingml/2006/picture">
+                <pic:pic xmlns:pic="http://schemas.openxmlformats.org/drawingml/2006/picture">
+                  <pic:nvPicPr>
+                    <pic:cNvPr id="1" name=""/>
+                    <pic:cNvPicPr/>
+                  </pic:nvPicPr>
+                  <pic:blipFill>
+                    <a:blip r:embed="rId39"/>
+                    <a:stretch>
+                      <a:fillRect/>
+                    </a:stretch>
+                  </pic:blipFill>
+                  <pic:spPr>
+                    <a:xfrm>
+                      <a:off x="0" y="0"/>
+                      <a:ext cx="5940425" cy="5822950"/>
+                    </a:xfrm>
+                    <a:prstGeom prst="rect">
+                      <a:avLst/>
+                    </a:prstGeom>
+                  </pic:spPr>
+                </pic:pic>
+              </a:graphicData>
+            </a:graphic>
+          </wp:inline>
+        </w:drawing>
+      </w:r>
+    </w:p>
+    <w:p>
+      <w:pPr>
+        <w:rPr>
+          <w:rFonts w:ascii="Times New Roman" w:hAnsi="Times New Roman" w:cs="Times New Roman"/>
+          <w:b/>
+          <w:bCs/>
+          <w:sz w:val="28"/>
+          <w:szCs w:val="28"/>
+        </w:rPr>
+      </w:pPr>
+      <w:r>
+        <w:rPr>
+          <w:rFonts w:ascii="Times New Roman" w:hAnsi="Times New Roman" w:cs="Times New Roman"/>
+          <w:b/>
+          <w:bCs/>
+          <w:sz w:val="28"/>
+          <w:szCs w:val="28"/>
+        </w:rPr>
+        <w:lastRenderedPageBreak/>
+        <w:drawing>
+          <wp:inline distT="0" distB="0" distL="0" distR="0" wp14:anchorId="29CF518B" wp14:editId="7FEFBC4B">
+            <wp:extent cx="5940425" cy="4895850"/>
+            <wp:effectExtent l="0" t="0" r="3175" b="0"/>
+            <wp:docPr id="37" name="Рисунок 37"/>
+            <wp:cNvGraphicFramePr>
+              <a:graphicFrameLocks xmlns:a="http://schemas.openxmlformats.org/drawingml/2006/main" noChangeAspect="1"/>
+            </wp:cNvGraphicFramePr>
+            <a:graphic xmlns:a="http://schemas.openxmlformats.org/drawingml/2006/main">
+              <a:graphicData uri="http://schemas.openxmlformats.org/drawingml/2006/picture">
+                <pic:pic xmlns:pic="http://schemas.openxmlformats.org/drawingml/2006/picture">
+                  <pic:nvPicPr>
+                    <pic:cNvPr id="1" name=""/>
+                    <pic:cNvPicPr/>
+                  </pic:nvPicPr>
+                  <pic:blipFill>
+                    <a:blip r:embed="rId40"/>
+                    <a:stretch>
+                      <a:fillRect/>
+                    </a:stretch>
+                  </pic:blipFill>
+                  <pic:spPr>
+                    <a:xfrm>
+                      <a:off x="0" y="0"/>
+                      <a:ext cx="5940425" cy="4895850"/>
+                    </a:xfrm>
+                    <a:prstGeom prst="rect">
+                      <a:avLst/>
+                    </a:prstGeom>
+                  </pic:spPr>
+                </pic:pic>
+              </a:graphicData>
+            </a:graphic>
+          </wp:inline>
+        </w:drawing>
       </w:r>
     </w:p>
     <w:p/>
@@ -652,6 +2303,184 @@
 <file path=word/numbering.xml><?xml version="1.0" encoding="utf-8"?>
 <w:numbering xmlns:wpc="http://schemas.microsoft.com/office/word/2010/wordprocessingCanvas" xmlns:cx="http://schemas.microsoft.com/office/drawing/2014/chartex" xmlns:cx1="http://schemas.microsoft.com/office/drawing/2015/9/8/chartex" xmlns:cx2="http://schemas.microsoft.com/office/drawing/2015/10/21/chartex" xmlns:cx3="http://schemas.microsoft.com/office/drawing/2016/5/9/chartex" xmlns:cx4="http://schemas.microsoft.com/office/drawing/2016/5/10/chartex" xmlns:cx5="http://schemas.microsoft.com/office/drawing/2016/5/11/chartex" xmlns:cx6="http://schemas.microsoft.com/office/drawing/2016/5/12/chartex" xmlns:cx7="http://schemas.microsoft.com/office/drawing/2016/5/13/chartex" xmlns:cx8="http://schemas.microsoft.com/office/drawing/2016/5/14/chartex" xmlns:mc="http://schemas.openxmlformats.org/markup-compatibility/2006" xmlns:aink="http://schemas.microsoft.com/office/drawing/2016/ink" xmlns:am3d="http://schemas.microsoft.com/office/drawing/2017/model3d" xmlns:o="urn:schemas-microsoft-com:office:office" xmlns:r="http://schemas.openxmlformats.org/officeDocument/2006/relationships" xmlns:m="http://schemas.openxmlformats.org/officeDocument/2006/math" xmlns:v="urn:schemas-microsoft-com:vml" xmlns:wp14="http://schemas.microsoft.com/office/word/2010/wordprocessingDrawing" xmlns:wp="http://schemas.openxmlformats.org/drawingml/2006/wordprocessingDrawing" xmlns:w10="urn:schemas-microsoft-com:office:word" xmlns:w="http://schemas.openxmlformats.org/wordprocessingml/2006/main" xmlns:w14="http://schemas.microsoft.com/office/word/2010/wordml" xmlns:w15="http://schemas.microsoft.com/office/word/2012/wordml" xmlns:w16cex="http://schemas.microsoft.com/office/word/2018/wordml/cex" xmlns:w16cid="http://schemas.microsoft.com/office/word/2016/wordml/cid" xmlns:w16="http://schemas.microsoft.com/office/word/2018/wordml" xmlns:w16sdtdh="http://schemas.microsoft.com/office/word/2020/wordml/sdtdatahash" xmlns:w16se="http://schemas.microsoft.com/office/word/2015/wordml/symex" xmlns:wpg="http://schemas.microsoft.com/office/word/2010/wordprocessingGroup" xmlns:wpi="http://schemas.microsoft.com/office/word/2010/wordprocessingInk" xmlns:wne="http://schemas.microsoft.com/office/word/2006/wordml" xmlns:wps="http://schemas.microsoft.com/office/word/2010/wordprocessingShape" mc:Ignorable="w14 w15 w16se w16cid w16 w16cex w16sdtdh wp14">
   <w:abstractNum w:abstractNumId="0" w15:restartNumberingAfterBreak="0">
+    <w:nsid w:val="3D546EB5"/>
+    <w:multiLevelType w:val="hybridMultilevel"/>
+    <w:tmpl w:val="5CA6CC3A"/>
+    <w:lvl w:ilvl="0" w:tplc="04190019">
+      <w:start w:val="1"/>
+      <w:numFmt w:val="lowerLetter"/>
+      <w:lvlText w:val="%1."/>
+      <w:lvlJc w:val="left"/>
+      <w:pPr>
+        <w:ind w:left="720" w:hanging="360"/>
+      </w:pPr>
+      <w:rPr>
+        <w:rFonts w:hint="default"/>
+      </w:rPr>
+    </w:lvl>
+    <w:lvl w:ilvl="1" w:tplc="04190019" w:tentative="1">
+      <w:start w:val="1"/>
+      <w:numFmt w:val="lowerLetter"/>
+      <w:lvlText w:val="%2."/>
+      <w:lvlJc w:val="left"/>
+      <w:pPr>
+        <w:ind w:left="1440" w:hanging="360"/>
+      </w:pPr>
+    </w:lvl>
+    <w:lvl w:ilvl="2" w:tplc="0419001B" w:tentative="1">
+      <w:start w:val="1"/>
+      <w:numFmt w:val="lowerRoman"/>
+      <w:lvlText w:val="%3."/>
+      <w:lvlJc w:val="right"/>
+      <w:pPr>
+        <w:ind w:left="2160" w:hanging="180"/>
+      </w:pPr>
+    </w:lvl>
+    <w:lvl w:ilvl="3" w:tplc="0419000F" w:tentative="1">
+      <w:start w:val="1"/>
+      <w:numFmt w:val="decimal"/>
+      <w:lvlText w:val="%4."/>
+      <w:lvlJc w:val="left"/>
+      <w:pPr>
+        <w:ind w:left="2880" w:hanging="360"/>
+      </w:pPr>
+    </w:lvl>
+    <w:lvl w:ilvl="4" w:tplc="04190019" w:tentative="1">
+      <w:start w:val="1"/>
+      <w:numFmt w:val="lowerLetter"/>
+      <w:lvlText w:val="%5."/>
+      <w:lvlJc w:val="left"/>
+      <w:pPr>
+        <w:ind w:left="3600" w:hanging="360"/>
+      </w:pPr>
+    </w:lvl>
+    <w:lvl w:ilvl="5" w:tplc="0419001B" w:tentative="1">
+      <w:start w:val="1"/>
+      <w:numFmt w:val="lowerRoman"/>
+      <w:lvlText w:val="%6."/>
+      <w:lvlJc w:val="right"/>
+      <w:pPr>
+        <w:ind w:left="4320" w:hanging="180"/>
+      </w:pPr>
+    </w:lvl>
+    <w:lvl w:ilvl="6" w:tplc="0419000F" w:tentative="1">
+      <w:start w:val="1"/>
+      <w:numFmt w:val="decimal"/>
+      <w:lvlText w:val="%7."/>
+      <w:lvlJc w:val="left"/>
+      <w:pPr>
+        <w:ind w:left="5040" w:hanging="360"/>
+      </w:pPr>
+    </w:lvl>
+    <w:lvl w:ilvl="7" w:tplc="04190019" w:tentative="1">
+      <w:start w:val="1"/>
+      <w:numFmt w:val="lowerLetter"/>
+      <w:lvlText w:val="%8."/>
+      <w:lvlJc w:val="left"/>
+      <w:pPr>
+        <w:ind w:left="5760" w:hanging="360"/>
+      </w:pPr>
+    </w:lvl>
+    <w:lvl w:ilvl="8" w:tplc="0419001B" w:tentative="1">
+      <w:start w:val="1"/>
+      <w:numFmt w:val="lowerRoman"/>
+      <w:lvlText w:val="%9."/>
+      <w:lvlJc w:val="right"/>
+      <w:pPr>
+        <w:ind w:left="6480" w:hanging="180"/>
+      </w:pPr>
+    </w:lvl>
+  </w:abstractNum>
+  <w:abstractNum w:abstractNumId="1" w15:restartNumberingAfterBreak="0">
+    <w:nsid w:val="42CD7CDD"/>
+    <w:multiLevelType w:val="hybridMultilevel"/>
+    <w:tmpl w:val="CCD0F19E"/>
+    <w:lvl w:ilvl="0" w:tplc="656E956C">
+      <w:start w:val="1"/>
+      <w:numFmt w:val="lowerLetter"/>
+      <w:lvlText w:val="%1."/>
+      <w:lvlJc w:val="left"/>
+      <w:pPr>
+        <w:ind w:left="1080" w:hanging="360"/>
+      </w:pPr>
+      <w:rPr>
+        <w:rFonts w:hint="default"/>
+      </w:rPr>
+    </w:lvl>
+    <w:lvl w:ilvl="1" w:tplc="04190019" w:tentative="1">
+      <w:start w:val="1"/>
+      <w:numFmt w:val="lowerLetter"/>
+      <w:lvlText w:val="%2."/>
+      <w:lvlJc w:val="left"/>
+      <w:pPr>
+        <w:ind w:left="1800" w:hanging="360"/>
+      </w:pPr>
+    </w:lvl>
+    <w:lvl w:ilvl="2" w:tplc="0419001B" w:tentative="1">
+      <w:start w:val="1"/>
+      <w:numFmt w:val="lowerRoman"/>
+      <w:lvlText w:val="%3."/>
+      <w:lvlJc w:val="right"/>
+      <w:pPr>
+        <w:ind w:left="2520" w:hanging="180"/>
+      </w:pPr>
+    </w:lvl>
+    <w:lvl w:ilvl="3" w:tplc="0419000F" w:tentative="1">
+      <w:start w:val="1"/>
+      <w:numFmt w:val="decimal"/>
+      <w:lvlText w:val="%4."/>
+      <w:lvlJc w:val="left"/>
+      <w:pPr>
+        <w:ind w:left="3240" w:hanging="360"/>
+      </w:pPr>
+    </w:lvl>
+    <w:lvl w:ilvl="4" w:tplc="04190019" w:tentative="1">
+      <w:start w:val="1"/>
+      <w:numFmt w:val="lowerLetter"/>
+      <w:lvlText w:val="%5."/>
+      <w:lvlJc w:val="left"/>
+      <w:pPr>
+        <w:ind w:left="3960" w:hanging="360"/>
+      </w:pPr>
+    </w:lvl>
+    <w:lvl w:ilvl="5" w:tplc="0419001B" w:tentative="1">
+      <w:start w:val="1"/>
+      <w:numFmt w:val="lowerRoman"/>
+      <w:lvlText w:val="%6."/>
+      <w:lvlJc w:val="right"/>
+      <w:pPr>
+        <w:ind w:left="4680" w:hanging="180"/>
+      </w:pPr>
+    </w:lvl>
+    <w:lvl w:ilvl="6" w:tplc="0419000F" w:tentative="1">
+      <w:start w:val="1"/>
+      <w:numFmt w:val="decimal"/>
+      <w:lvlText w:val="%7."/>
+      <w:lvlJc w:val="left"/>
+      <w:pPr>
+        <w:ind w:left="5400" w:hanging="360"/>
+      </w:pPr>
+    </w:lvl>
+    <w:lvl w:ilvl="7" w:tplc="04190019" w:tentative="1">
+      <w:start w:val="1"/>
+      <w:numFmt w:val="lowerLetter"/>
+      <w:lvlText w:val="%8."/>
+      <w:lvlJc w:val="left"/>
+      <w:pPr>
+        <w:ind w:left="6120" w:hanging="360"/>
+      </w:pPr>
+    </w:lvl>
+    <w:lvl w:ilvl="8" w:tplc="0419001B" w:tentative="1">
+      <w:start w:val="1"/>
+      <w:numFmt w:val="lowerRoman"/>
+      <w:lvlText w:val="%9."/>
+      <w:lvlJc w:val="right"/>
+      <w:pPr>
+        <w:ind w:left="6840" w:hanging="180"/>
+      </w:pPr>
+    </w:lvl>
+  </w:abstractNum>
+  <w:abstractNum w:abstractNumId="2" w15:restartNumberingAfterBreak="0">
     <w:nsid w:val="52E60ECE"/>
     <w:multiLevelType w:val="hybridMultilevel"/>
     <w:tmpl w:val="99D86808"/>
@@ -737,8 +2566,97 @@
       </w:pPr>
     </w:lvl>
   </w:abstractNum>
+  <w:abstractNum w:abstractNumId="3" w15:restartNumberingAfterBreak="0">
+    <w:nsid w:val="626877E1"/>
+    <w:multiLevelType w:val="hybridMultilevel"/>
+    <w:tmpl w:val="0742E2AA"/>
+    <w:lvl w:ilvl="0" w:tplc="C17C5792">
+      <w:start w:val="1"/>
+      <w:numFmt w:val="lowerLetter"/>
+      <w:lvlText w:val="%1."/>
+      <w:lvlJc w:val="left"/>
+      <w:pPr>
+        <w:ind w:left="1776" w:hanging="360"/>
+      </w:pPr>
+      <w:rPr>
+        <w:rFonts w:hint="default"/>
+      </w:rPr>
+    </w:lvl>
+    <w:lvl w:ilvl="1" w:tplc="04190019" w:tentative="1">
+      <w:start w:val="1"/>
+      <w:numFmt w:val="lowerLetter"/>
+      <w:lvlText w:val="%2."/>
+      <w:lvlJc w:val="left"/>
+      <w:pPr>
+        <w:ind w:left="2496" w:hanging="360"/>
+      </w:pPr>
+    </w:lvl>
+    <w:lvl w:ilvl="2" w:tplc="0419001B" w:tentative="1">
+      <w:start w:val="1"/>
+      <w:numFmt w:val="lowerRoman"/>
+      <w:lvlText w:val="%3."/>
+      <w:lvlJc w:val="right"/>
+      <w:pPr>
+        <w:ind w:left="3216" w:hanging="180"/>
+      </w:pPr>
+    </w:lvl>
+    <w:lvl w:ilvl="3" w:tplc="0419000F" w:tentative="1">
+      <w:start w:val="1"/>
+      <w:numFmt w:val="decimal"/>
+      <w:lvlText w:val="%4."/>
+      <w:lvlJc w:val="left"/>
+      <w:pPr>
+        <w:ind w:left="3936" w:hanging="360"/>
+      </w:pPr>
+    </w:lvl>
+    <w:lvl w:ilvl="4" w:tplc="04190019" w:tentative="1">
+      <w:start w:val="1"/>
+      <w:numFmt w:val="lowerLetter"/>
+      <w:lvlText w:val="%5."/>
+      <w:lvlJc w:val="left"/>
+      <w:pPr>
+        <w:ind w:left="4656" w:hanging="360"/>
+      </w:pPr>
+    </w:lvl>
+    <w:lvl w:ilvl="5" w:tplc="0419001B" w:tentative="1">
+      <w:start w:val="1"/>
+      <w:numFmt w:val="lowerRoman"/>
+      <w:lvlText w:val="%6."/>
+      <w:lvlJc w:val="right"/>
+      <w:pPr>
+        <w:ind w:left="5376" w:hanging="180"/>
+      </w:pPr>
+    </w:lvl>
+    <w:lvl w:ilvl="6" w:tplc="0419000F" w:tentative="1">
+      <w:start w:val="1"/>
+      <w:numFmt w:val="decimal"/>
+      <w:lvlText w:val="%7."/>
+      <w:lvlJc w:val="left"/>
+      <w:pPr>
+        <w:ind w:left="6096" w:hanging="360"/>
+      </w:pPr>
+    </w:lvl>
+    <w:lvl w:ilvl="7" w:tplc="04190019" w:tentative="1">
+      <w:start w:val="1"/>
+      <w:numFmt w:val="lowerLetter"/>
+      <w:lvlText w:val="%8."/>
+      <w:lvlJc w:val="left"/>
+      <w:pPr>
+        <w:ind w:left="6816" w:hanging="360"/>
+      </w:pPr>
+    </w:lvl>
+    <w:lvl w:ilvl="8" w:tplc="0419001B" w:tentative="1">
+      <w:start w:val="1"/>
+      <w:numFmt w:val="lowerRoman"/>
+      <w:lvlText w:val="%9."/>
+      <w:lvlJc w:val="right"/>
+      <w:pPr>
+        <w:ind w:left="7536" w:hanging="180"/>
+      </w:pPr>
+    </w:lvl>
+  </w:abstractNum>
   <w:num w:numId="1">
-    <w:abstractNumId w:val="0"/>
+    <w:abstractNumId w:val="2"/>
     <w:lvlOverride w:ilvl="0">
       <w:startOverride w:val="1"/>
     </w:lvlOverride>
@@ -766,6 +2684,15 @@
     <w:lvlOverride w:ilvl="8">
       <w:startOverride w:val="1"/>
     </w:lvlOverride>
+  </w:num>
+  <w:num w:numId="2">
+    <w:abstractNumId w:val="3"/>
+  </w:num>
+  <w:num w:numId="3">
+    <w:abstractNumId w:val="0"/>
+  </w:num>
+  <w:num w:numId="4">
+    <w:abstractNumId w:val="1"/>
   </w:num>
 </w:numbering>
 </file>
